--- a/Sekcja_6.2-6.4_zasoby_podwykonawca.docx
+++ b/Sekcja_6.2-6.4_zasoby_podwykonawca.docx
@@ -338,7 +338,7 @@
           <w:color w:val="666666"/>
           <w:sz w:val="17"/>
         </w:rPr>
-        <w:t xml:space="preserve"> [260 znaków]</w:t>
+        <w:t xml:space="preserve"> [274 znaków]</w:t>
       </w:r>
     </w:p>
     <w:p>
@@ -349,7 +349,7 @@
         <w:rPr>
           <w:b w:val="0"/>
         </w:rPr>
-        <w:t xml:space="preserve">Stanowisko do badań kompatybilności elektromagnetycznej (EMC) w laboratorium PRz (1 zestaw): pomiary emisji i odporności urządzeń elektronicznych </w:t>
+        <w:t xml:space="preserve">Stanowisko do badań kompatybilności elektromagnetycznej (EMC) w laboratorium PRz (1 zestaw) do pomiarów emisji i odporności urządzeń elektronicznych </w:t>
       </w:r>
       <w:r>
         <w:rPr>
@@ -362,7 +362,7 @@
         <w:rPr>
           <w:b w:val="0"/>
         </w:rPr>
-        <w:t>. Zasób w dyspozycji PRz, dostępny w okresie realizacji zadań projektu.</w:t>
+        <w:t xml:space="preserve"> pozostaje w dyspozycji PRz i będzie dostępne w okresie realizacji zadań projektu.</w:t>
       </w:r>
     </w:p>
     <w:p>
@@ -382,7 +382,7 @@
           <w:color w:val="666666"/>
           <w:sz w:val="17"/>
         </w:rPr>
-        <w:t xml:space="preserve"> [267 znaków]</w:t>
+        <w:t xml:space="preserve"> [299 znaków]</w:t>
       </w:r>
     </w:p>
     <w:p>
@@ -393,7 +393,7 @@
         <w:rPr>
           <w:b w:val="0"/>
         </w:rPr>
-        <w:t>Badania EMC platformy embedded i toru sensorycznego w zadaniu Z7 oraz weryfikacja ekranowania toru pomiarowego z zadania Z2 pod kątem artefaktów od metalowych ścian i zasilania pojazdu. Zasób udostępniany w ramach konsorcjum, bez kosztów kwalifikowalnych w projekcie.</w:t>
+        <w:t>Stanowisko posłuży do badań EMC platformy embedded i toru sensorycznego w zadaniu Z7 oraz do weryfikacji ekranowania toru pomiarowego z zadania Z2 pod kątem artefaktów od metalowych ścian i zasilania pojazdu. Zasób zostanie udostępniony w ramach konsorcjum, bez kosztów kwalifikowalnych w projekcie.</w:t>
       </w:r>
     </w:p>
     <w:p>
@@ -421,7 +421,7 @@
           <w:color w:val="666666"/>
           <w:sz w:val="17"/>
         </w:rPr>
-        <w:t xml:space="preserve"> [204 znaków]</w:t>
+        <w:t xml:space="preserve"> [222 znaków]</w:t>
       </w:r>
     </w:p>
     <w:p>
@@ -432,7 +432,7 @@
         <w:rPr>
           <w:b w:val="0"/>
         </w:rPr>
-        <w:t xml:space="preserve">System do pomiarów fotogrametrycznych PRz (1 zestaw): referencyjny pomiar położenia i przemieszczeń ładunku w przestrzeni 3D </w:t>
+        <w:t xml:space="preserve">System do pomiarów fotogrametrycznych PRz (1 zestaw), służący do referencyjnego pomiaru położenia i przemieszczeń ładunku w przestrzeni 3D </w:t>
       </w:r>
       <w:r>
         <w:rPr>
@@ -445,7 +445,7 @@
         <w:rPr>
           <w:b w:val="0"/>
         </w:rPr>
-        <w:t>. Zasób w dyspozycji PRz.</w:t>
+        <w:t>, pozostaje w dyspozycji PRz.</w:t>
       </w:r>
     </w:p>
     <w:p>
@@ -465,7 +465,7 @@
           <w:color w:val="666666"/>
           <w:sz w:val="17"/>
         </w:rPr>
-        <w:t xml:space="preserve"> [248 znaków]</w:t>
+        <w:t xml:space="preserve"> [268 znaków]</w:t>
       </w:r>
     </w:p>
     <w:p>
@@ -476,7 +476,7 @@
         <w:rPr>
           <w:b w:val="0"/>
         </w:rPr>
-        <w:t>Referencja położenia ładunku do pomiaru błędu pozycji i przemieszczenia względnego na rigu wibracyjnym (Z5, co najmniej 100 sekwencji) oraz do weryfikacji fotogrametrycznej w testach terenowych (Z9, co najmniej 1000 pomiarów) według ścieżki audytu.</w:t>
+        <w:t>System posłuży jako referencja położenia ładunku do pomiaru błędu pozycji i przemieszczenia względnego na rigu wibracyjnym (Z5, co najmniej 100 sekwencji) oraz do weryfikacji fotogrametrycznej w testach terenowych (Z9, co najmniej 1000 pomiarów) według ścieżki audytu.</w:t>
       </w:r>
     </w:p>
     <w:p>
@@ -504,7 +504,7 @@
           <w:color w:val="666666"/>
           <w:sz w:val="17"/>
         </w:rPr>
-        <w:t xml:space="preserve"> [221 znaków]</w:t>
+        <w:t xml:space="preserve"> [237 znaków]</w:t>
       </w:r>
     </w:p>
     <w:p>
@@ -515,7 +515,7 @@
         <w:rPr>
           <w:b w:val="0"/>
         </w:rPr>
-        <w:t xml:space="preserve">Zasoby obliczeniowe PRz do trenowania i walidacji modeli ML i CV: serwery lub stacje robocze z procesorami graficznymi </w:t>
+        <w:t xml:space="preserve">Zasoby obliczeniowe PRz do trenowania i walidacji modeli ML i CV, czyli serwery lub stacje robocze z procesorami graficznymi </w:t>
       </w:r>
       <w:r>
         <w:rPr>
@@ -528,7 +528,7 @@
         <w:rPr>
           <w:b w:val="0"/>
         </w:rPr>
-        <w:t>. Zasób w dyspozycji PRz, dostępny w okresie realizacji zadań Z3, Z4, Z5 i Z8.</w:t>
+        <w:t>, pozostają w dyspozycji PRz i będą dostępne w okresie realizacji zadań Z3, Z4, Z5 i Z8.</w:t>
       </w:r>
     </w:p>
     <w:p>
@@ -548,7 +548,7 @@
           <w:color w:val="666666"/>
           <w:sz w:val="17"/>
         </w:rPr>
-        <w:t xml:space="preserve"> [239 znaków]</w:t>
+        <w:t xml:space="preserve"> [250 znaków]</w:t>
       </w:r>
     </w:p>
     <w:p>
@@ -559,7 +559,7 @@
         <w:rPr>
           <w:b w:val="0"/>
         </w:rPr>
-        <w:t>Trening, strojenie i walidacja modeli predykcji ryzyka (Z4) i modeli CV (Z8), badania architektur (Z3) oraz przetwarzanie sekwencji z fuzji 3D (Z5). Zasoby wystarczają dla zbioru co najmniej 15 000 klatek i 500 godzin danych sensorycznych.</w:t>
+        <w:t>Zasoby posłużą do trenowania, strojenia i walidacji modeli predykcji ryzyka (Z4) i modeli CV (Z8), badań architektur (Z3) oraz przetwarzania sekwencji z fuzji 3D (Z5) i wystarczą dla zbioru co najmniej 15 000 klatek i 500 godzin danych sensorycznych.</w:t>
       </w:r>
     </w:p>
     <w:p>
@@ -606,7 +606,7 @@
           <w:color w:val="666666"/>
           <w:sz w:val="17"/>
         </w:rPr>
-        <w:t xml:space="preserve"> [301 znaków]</w:t>
+        <w:t xml:space="preserve"> [288 znaków]</w:t>
       </w:r>
     </w:p>
     <w:p>
@@ -617,7 +617,7 @@
         <w:rPr>
           <w:b w:val="0"/>
         </w:rPr>
-        <w:t xml:space="preserve">Biuro i zaplecze operacyjne Everest11 w Warszawie, ul. Książkowa 51F, 03-134 Warszawa: w pełni wyposażona powierzchnia biurowa ok. 60 m2 na podstawie umowy najmu zawartej na czas nieokreślony, </w:t>
+        <w:t xml:space="preserve">Biuro i zaplecze operacyjne Everest11 w Warszawie, ul. Książkowa 51F, 03-134 Warszawa, to w pełni wyposażona powierzchnia biurowa ok. 60 m2, wynajmowana na czas nieokreślony, z </w:t>
       </w:r>
       <w:r>
         <w:rPr>
@@ -630,7 +630,7 @@
         <w:rPr>
           <w:b w:val="0"/>
         </w:rPr>
-        <w:t xml:space="preserve"> stanowisk. Zasób wystarcza dla zespołu projektu pracującego stacjonarnie i hybrydowo.</w:t>
+        <w:t xml:space="preserve"> stanowiskami, która wystarczy dla zespołu projektu pracującego stacjonarnie i hybrydowo.</w:t>
       </w:r>
     </w:p>
     <w:p>
@@ -661,7 +661,7 @@
         <w:rPr>
           <w:b w:val="0"/>
         </w:rPr>
-        <w:t>Zaplecze prac integracyjnych IT (Z2, Z6, Z7), koordynacji i zarządzania projektem po stronie Lidera oraz planowania kampanii akwizycji (Z2) i walidacji terenowej (Z9), a także współpracy z partnerem testowym i podwykonawcą montażu.</w:t>
+        <w:t>Biuro posłuży do prac integracyjnych IT (Z2, Z6, Z7), koordynacji i zarządzania projektem po stronie Lidera, planowania kampanii akwizycji (Z2) i walidacji terenowej (Z9) oraz współpracy z partnerem testowym i podwykonawcą montażu.</w:t>
       </w:r>
     </w:p>
     <w:p>
@@ -689,7 +689,7 @@
           <w:color w:val="666666"/>
           <w:sz w:val="17"/>
         </w:rPr>
-        <w:t xml:space="preserve"> [380 znaków]</w:t>
+        <w:t xml:space="preserve"> [398 znaków]</w:t>
       </w:r>
     </w:p>
     <w:p>
@@ -700,7 +700,7 @@
         <w:rPr>
           <w:b w:val="0"/>
         </w:rPr>
-        <w:t>Flota testowa: 5 ciągników siodłowych z naczepami, udostępnionych Everest11 na podstawie umowy partnerskiej z Natanek Logistics obowiązującej od marca 2025 r. Umowa obejmuje prawo do danych z pojazdów. Pojazdy w rzeczywistej eksploatacji (trasy krajowe i międzynarodowe, różne nawierzchnie, sezony i klasy ładunku). Udostępnienie nie generuje kosztów kwalifikowalnych w projekcie.</w:t>
+        <w:t>Flotę testową stanowi 5 ciągników siodłowych z naczepami, udostępnionych Everest11 na podstawie umowy partnerskiej z Natanek Logistics obowiązującej od marca 2025 r., która obejmuje prawo do danych z pojazdów. Pojazdy pracują w rzeczywistej eksploatacji (trasy krajowe i międzynarodowe, różne nawierzchnie, sezony i klasy ładunku), a udostępnienie nie generuje kosztów kwalifikowalnych w projekcie.</w:t>
       </w:r>
     </w:p>
     <w:p>
@@ -720,7 +720,7 @@
           <w:color w:val="666666"/>
           <w:sz w:val="17"/>
         </w:rPr>
-        <w:t xml:space="preserve"> [494 znaków]</w:t>
+        <w:t xml:space="preserve"> [490 znaków]</w:t>
       </w:r>
     </w:p>
     <w:p>
@@ -731,7 +731,7 @@
         <w:rPr>
           <w:b w:val="0"/>
         </w:rPr>
-        <w:t>Z2: montaż toru pomiarowego na co najmniej 3 pojazdach i rejestracja danych in-transit (badania przemysłowe). Z9: walidacja terenowa zestawów na co najmniej 3 pojazdach (prace rozwojowe). Montaż nieinwazyjny i odwracalny: bez ingerencji w układy pojazdu i bez zmiany homologacji, zasilanie z instalacji 12 i 24 V przez zabezpieczony obwód, demontaż po kampanii. Przed testami właściciel pojazdów i warsztat potwierdzają na piśmie brak naruszenia homologacji. Zestawy służą wyłącznie pracom B+R.</w:t>
+        <w:t>W Z2 na co najmniej 3 pojazdach zostanie zamontowany tor pomiarowy i zarejestrowane dane in-transit, a w Z9 na co najmniej 3 pojazdach przebiegnie walidacja terenowa zestawów. Montaż będzie nieinwazyjny i odwracalny, bez ingerencji w układy pojazdu i bez zmiany homologacji, z zasilaniem 12 i 24 V przez zabezpieczony obwód i z demontażem po kampanii. Przed testami właściciel pojazdów i warsztat potwierdzą na piśmie brak naruszenia homologacji, a zestawy będą służyć wyłącznie pracom B+R.</w:t>
       </w:r>
     </w:p>
     <w:p>
@@ -759,7 +759,7 @@
           <w:color w:val="666666"/>
           <w:sz w:val="17"/>
         </w:rPr>
-        <w:t xml:space="preserve"> [297 znaków]</w:t>
+        <w:t xml:space="preserve"> [308 znaków]</w:t>
       </w:r>
     </w:p>
     <w:p>
@@ -770,7 +770,7 @@
         <w:rPr>
           <w:b w:val="0"/>
         </w:rPr>
-        <w:t xml:space="preserve">Wyposażenie komputerowe i środowisko IT zespołu projektu Everest11: </w:t>
+        <w:t xml:space="preserve">Wyposażenie komputerowe i środowisko IT zespołu projektu Everest11 obejmuje </w:t>
       </w:r>
       <w:r>
         <w:rPr>
@@ -783,7 +783,7 @@
         <w:rPr>
           <w:b w:val="0"/>
         </w:rPr>
-        <w:t xml:space="preserve">, środowisko chmurowe AWS lub Azure, repozytoria kodu i środowiska deweloperskie </w:t>
+        <w:t xml:space="preserve">, środowisko chmurowe AWS lub Azure oraz repozytoria kodu i środowiska deweloperskie </w:t>
       </w:r>
       <w:r>
         <w:rPr>
@@ -796,7 +796,7 @@
         <w:rPr>
           <w:b w:val="0"/>
         </w:rPr>
-        <w:t>. Zasoby pozostają w dyspozycji Everest11 poza kosztami projektu.</w:t>
+        <w:t>, które pozostają w dyspozycji Everest11 poza kosztami projektu.</w:t>
       </w:r>
     </w:p>
     <w:p>
@@ -816,7 +816,7 @@
           <w:color w:val="666666"/>
           <w:sz w:val="17"/>
         </w:rPr>
-        <w:t xml:space="preserve"> [289 znaków]</w:t>
+        <w:t xml:space="preserve"> [304 znaków]</w:t>
       </w:r>
     </w:p>
     <w:p>
@@ -827,7 +827,7 @@
         <w:rPr>
           <w:b w:val="0"/>
         </w:rPr>
-        <w:t>Środowiska deweloperskie i testowe dla zadań Z2 (potok akwizycji i repozytorium zbioru), Z6 (pipeline PoL i PoC, API, eFTI), Z7 (testy platformy embedded) i Z9 (monitoring systemu w terenie). Zasoby chmurowe i repozytoria zapewniają wersjonowanie kodu i zbioru oraz ciągłość pracy zespołu.</w:t>
+        <w:t>Środowiska posłużą zespołowi jako deweloperskie i testowe dla zadań Z2 (potok akwizycji i repozytorium zbioru), Z6 (pipeline PoL i PoC, API, eFTI), Z7 (testy platformy embedded) i Z9 (monitoring systemu w terenie), a zasoby chmurowe i repozytoria zapewnią wersjonowanie kodu i zbioru oraz ciągłość pracy.</w:t>
       </w:r>
     </w:p>
     <w:p>
@@ -874,7 +874,7 @@
           <w:color w:val="666666"/>
           <w:sz w:val="17"/>
         </w:rPr>
-        <w:t xml:space="preserve"> [200 znaków]</w:t>
+        <w:t xml:space="preserve"> [202 znaków]</w:t>
       </w:r>
     </w:p>
     <w:p>
@@ -885,7 +885,7 @@
         <w:rPr>
           <w:b w:val="0"/>
         </w:rPr>
-        <w:t xml:space="preserve">System TMS Everest11 wraz z API integracji z Trans.eu i TimoCom: </w:t>
+        <w:t xml:space="preserve">System TMS Everest11 wraz z API integracji z Trans.eu i TimoCom </w:t>
       </w:r>
       <w:r>
         <w:rPr>
@@ -898,7 +898,7 @@
         <w:rPr>
           <w:b w:val="0"/>
         </w:rPr>
-        <w:t>. Zasób w dyspozycji Everest11.</w:t>
+        <w:t xml:space="preserve"> pozostaje w dyspozycji Everest11.</w:t>
       </w:r>
     </w:p>
     <w:p>
@@ -918,7 +918,7 @@
           <w:color w:val="666666"/>
           <w:sz w:val="17"/>
         </w:rPr>
-        <w:t xml:space="preserve"> [211 znaków]</w:t>
+        <w:t xml:space="preserve"> [231 znaków]</w:t>
       </w:r>
     </w:p>
     <w:p>
@@ -929,7 +929,7 @@
         <w:rPr>
           <w:b w:val="0"/>
         </w:rPr>
-        <w:t>Platforma integracji CargoDT w zadaniu Z6: dwukierunkowe API TMS z urządzeniem embedded, generowanie i wymiana dokumentów PoL, PoC i eFTI w środowisku testowym oraz pomiar opóźnienia przesłania zdarzenia do TMS.</w:t>
+        <w:t>System posłuży jako platforma integracji CargoDT w zadaniu Z6: dwukierunkowe API TMS z urządzeniem embedded, generowanie i wymiana dokumentów PoL, PoC i eFTI w środowisku testowym oraz pomiar opóźnienia przesłania zdarzenia do TMS.</w:t>
       </w:r>
     </w:p>
     <w:p>
@@ -957,7 +957,7 @@
           <w:color w:val="666666"/>
           <w:sz w:val="17"/>
         </w:rPr>
-        <w:t xml:space="preserve"> [492 znaków]</w:t>
+        <w:t xml:space="preserve"> [479 znaków]</w:t>
       </w:r>
     </w:p>
     <w:p>
@@ -968,7 +968,7 @@
         <w:rPr>
           <w:b w:val="0"/>
         </w:rPr>
-        <w:t>Prawo do danych z pojazdów floty testowej (5 ciągników siodłowych z naczepami) na podstawie umowy partnerskiej z Natanek Logistics od marca 2025 r.: dane sensoryczne zestawu CargoDT, dane eksploatacyjne (trasy, czasy, lokalizacja), obrazy wnętrza naczepy, klasy ładunku i dokumentacja inspekcji. Dysponentem danych projektu jest Everest11, a PRz otrzymuje zbiór do zadań Z1, Z3, Z4, Z5 i Z8 na podstawie umowy konsorcjum. Dane o ładunku są pseudonimizowane, bez identyfikacji klientów i osób.</w:t>
+        <w:t>Everest11 będzie miał prawo do danych z pojazdów floty testowej (5 ciągników siodłowych z naczepami) na podstawie umowy partnerskiej z Natanek Logistics od marca 2025 r. Prawo obejmie dane sensoryczne zestawu CargoDT, dane eksploatacyjne, obrazy wnętrza naczepy, klasy ładunku i dokumentację inspekcji. Dysponentem danych projektu będzie Everest11, a PRz otrzyma zbiór do zadań Z1, Z3, Z4, Z5 i Z8 na podstawie umowy konsorcjum, przy czym dane o ładunku zostaną pseudonimizowane.</w:t>
       </w:r>
     </w:p>
     <w:p>
@@ -988,7 +988,7 @@
           <w:color w:val="666666"/>
           <w:sz w:val="17"/>
         </w:rPr>
-        <w:t xml:space="preserve"> [319 znaków]</w:t>
+        <w:t xml:space="preserve"> [370 znaków]</w:t>
       </w:r>
     </w:p>
     <w:p>
@@ -999,7 +999,7 @@
         <w:rPr>
           <w:b w:val="0"/>
         </w:rPr>
-        <w:t>Zbiór treningowy i testowy dla modeli ML i CV (Z4, Z8), walidacja metryk (Z5, Z9) i ground truth. Prawo obejmuje cały okres akwizycji w Z2 i walidacji terenowej w Z9. Dostęp do zbioru mają wyłącznie osoby projektu na podstawie umowy o poufności; Natanek Logistics nie ma dostępu do zbioru, modeli ani wyników walidacji.</w:t>
+        <w:t>Zbiór posłuży jako dane treningowe i testowe dla modeli ML i CV (Z4, Z8), do walidacji metryk (Z5, Z9) i jako ground truth. Prawo obejmie cały okres akwizycji w Z2 i walidacji terenowej w Z9, a dostęp do zbioru będą mieć wyłącznie osoby projektu na podstawie umowy o poufności, natomiast Natanek Logistics nie będzie mieć dostępu do zbioru, modeli ani wyników walidacji.</w:t>
       </w:r>
     </w:p>
     <w:p>
@@ -1027,7 +1027,7 @@
           <w:color w:val="666666"/>
           <w:sz w:val="17"/>
         </w:rPr>
-        <w:t xml:space="preserve"> [227 znaków]</w:t>
+        <w:t xml:space="preserve"> [235 znaków]</w:t>
       </w:r>
     </w:p>
     <w:p>
@@ -1038,7 +1038,7 @@
         <w:rPr>
           <w:b w:val="0"/>
         </w:rPr>
-        <w:t xml:space="preserve">Licencje oprogramowania narzędziowego Everest11: </w:t>
+        <w:t xml:space="preserve">Licencje oprogramowania narzędziowego Everest11 obejmują </w:t>
       </w:r>
       <w:r>
         <w:rPr>
@@ -1071,7 +1071,7 @@
           <w:color w:val="666666"/>
           <w:sz w:val="17"/>
         </w:rPr>
-        <w:t xml:space="preserve"> [229 znaków]</w:t>
+        <w:t xml:space="preserve"> [246 znaków]</w:t>
       </w:r>
     </w:p>
     <w:p>
@@ -1082,7 +1082,7 @@
         <w:rPr>
           <w:b w:val="0"/>
         </w:rPr>
-        <w:t>Praca zespołu w zadaniach Z2, Z6, Z7 i Z9: anotacja zbioru, kalibracja kamer, implementacja pipeline’u i kompresja modeli. Wybór bibliotek uwzględnia licencje pozwalające na użycie komercyjne w zamkniętym oprogramowaniu embedded.</w:t>
+        <w:t>Narzędzia posłużą zespołowi w zadaniach Z2, Z6, Z7 i Z9 do anotacji zbioru, kalibracji kamer, implementacji pipeline’u i kompresji modeli, a wybór bibliotek uwzględni licencje pozwalające na użycie komercyjne w zamkniętym oprogramowaniu embedded.</w:t>
       </w:r>
     </w:p>
     <w:p>
@@ -1110,7 +1110,7 @@
           <w:color w:val="666666"/>
           <w:sz w:val="17"/>
         </w:rPr>
-        <w:t xml:space="preserve"> [148 znaków]</w:t>
+        <w:t xml:space="preserve"> [159 znaków]</w:t>
       </w:r>
     </w:p>
     <w:p>
@@ -1121,7 +1121,7 @@
         <w:rPr>
           <w:b w:val="0"/>
         </w:rPr>
-        <w:t>Know-how Everest11 w zakresie procesów transportowych, dokumentacji przewozowej (CMR, e-CMR) i systemów TMS, zgromadzone w działalności spedycyjnej.</w:t>
+        <w:t>Everest11 dysponuje know-how w zakresie procesów transportowych, dokumentacji przewozowej (CMR, e-CMR) i systemów TMS, zgromadzonym w działalności spedycyjnej.</w:t>
       </w:r>
     </w:p>
     <w:p>
@@ -1141,7 +1141,7 @@
           <w:color w:val="666666"/>
           <w:sz w:val="17"/>
         </w:rPr>
-        <w:t xml:space="preserve"> [191 znaków]</w:t>
+        <w:t xml:space="preserve"> [214 znaków]</w:t>
       </w:r>
     </w:p>
     <w:p>
@@ -1152,7 +1152,7 @@
         <w:rPr>
           <w:b w:val="0"/>
         </w:rPr>
-        <w:t>Definiowanie scenariuszy przewozowych i protokołu inspekcji ground truth, ocena trafności alertów z perspektywy operacyjnej i badanie akceptacji z kierowcami i dyspozytorami (Z2, Z6, Z7, Z9).</w:t>
+        <w:t>Know-how posłuży do definiowania scenariuszy przewozowych i protokołu inspekcji ground truth, oceny trafności alertów z perspektywy operacyjnej oraz badania akceptacji z kierowcami i dyspozytorami (Z2, Z6, Z7, Z9).</w:t>
       </w:r>
     </w:p>
     <w:p>
@@ -1188,7 +1188,7 @@
           <w:color w:val="666666"/>
           <w:sz w:val="17"/>
         </w:rPr>
-        <w:t xml:space="preserve"> [1844 znaków]</w:t>
+        <w:t xml:space="preserve"> [1936 znaków]</w:t>
       </w:r>
     </w:p>
     <w:p>
@@ -1199,7 +1199,7 @@
         <w:rPr>
           <w:b w:val="0"/>
         </w:rPr>
-        <w:t>Warunki minimalne wobec kadry potencjalnego podwykonawcy, obowiązujące przy wyborze najkorzystniejszej oferty:</w:t>
+        <w:t>Przy wyborze najkorzystniejszej oferty Everest11 będzie wymagać od kadry potencjalnego podwykonawcy spełnienia następujących warunków minimalnych.</w:t>
       </w:r>
     </w:p>
     <w:p>
@@ -1210,7 +1210,7 @@
         <w:rPr>
           <w:b w:val="0"/>
         </w:rPr>
-        <w:t>1) Co najmniej 2 monterów lub mechaników zatrudnionych lub współpracujących z podwykonawcą, dostępnych w terminach harmonogramu Z2 i Z9, z udokumentowanym doświadczeniem w montażu wyposażenia elektronicznego i elektrycznego (telematyka, kamery, czujniki, okablowanie 12 i 24 V) w pojazdach ciężarowych, ciągnikach siodłowych i naczepach.</w:t>
+        <w:t>1) Podwykonawca zapewni co najmniej 2 monterów lub mechaników, zatrudnionych lub współpracujących, dostępnych w terminach harmonogramu Z2 i Z9, z udokumentowanym doświadczeniem w montażu wyposażenia elektronicznego i elektrycznego (telematyka, kamery, czujniki, okablowanie 12 i 24 V) w pojazdach ciężarowych, ciągnikach siodłowych i naczepach.</w:t>
       </w:r>
     </w:p>
     <w:p>
@@ -1221,7 +1221,7 @@
         <w:rPr>
           <w:b w:val="0"/>
         </w:rPr>
-        <w:t>2) Co najmniej 3 zrealizowane montaże takiego wyposażenia w pojazdach ciężarowych w ostatnich 3 latach, potwierdzone referencjami lub protokołami montażu.</w:t>
+        <w:t>2) Podwykonawca wykaże co najmniej 3 zrealizowane montaże takiego wyposażenia w pojazdach ciężarowych w ostatnich 3 latach, potwierdzone referencjami lub protokołami montażu.</w:t>
       </w:r>
     </w:p>
     <w:p>
@@ -1232,7 +1232,7 @@
         <w:rPr>
           <w:b w:val="0"/>
         </w:rPr>
-        <w:t>3) Uprawnienia i zaplecze do montażu bez naruszenia homologacji: podwykonawca prowadzi warsztat lub stację obsługi pojazdów ciężarowych, wykonuje montaż wyposażenia dodatkowego bez zmian w konstrukcji nośnej, układach hamulcowym, zawieszenia, oświetlenia i elektrycznych obwodach bezpieczeństwa oraz wystawia protokół montażu potwierdzający, że instalacja nie ingeruje w układy pojazdu i nie wymaga nowej homologacji ani badania technicznego. Wymóg weryfikujemy oświadczeniem podwykonawcy, wykazem realizacji z referencjami i protokołem próbnego montażu na jednym pojeździe przed kampanią.</w:t>
+        <w:t>3) Podwykonawca będzie prowadzić warsztat lub stację obsługi pojazdów ciężarowych i wykona montaż wyposażenia dodatkowego bez zmian w konstrukcji nośnej, układach hamulcowym, zawieszenia, oświetlenia i elektrycznych obwodach bezpieczeństwa, a po montażu wystawi protokół potwierdzający, że instalacja nie ingeruje w układy pojazdu i nie wymaga nowej homologacji ani badania technicznego. Wymóg zostanie zweryfikowany oświadczeniem podwykonawcy, wykazem realizacji z referencjami i protokołem próbnego montażu na jednym pojeździe przed kampanią.</w:t>
       </w:r>
     </w:p>
     <w:p>
@@ -1243,7 +1243,7 @@
         <w:rPr>
           <w:b w:val="0"/>
         </w:rPr>
-        <w:t>4) Znajomość wymagań ADR dla instalacji elektrycznych w pojazdach, jeśli pojazd jest dopuszczony do przewozu ADR, potwierdzona oświadczeniem i wykazem realizacji na takich pojazdach.</w:t>
+        <w:t>4) Jeśli pojazd jest dopuszczony do przewozu ADR, podwykonawca wykaże znajomość wymagań ADR dla instalacji elektrycznych w pojazdach, potwierdzoną oświadczeniem i wykazem realizacji na takich pojazdach.</w:t>
       </w:r>
     </w:p>
     <w:p>
@@ -1254,7 +1254,7 @@
         <w:rPr>
           <w:b w:val="0"/>
         </w:rPr>
-        <w:t>5) Doświadczenie w prowadzeniu okablowania odpornego na drgania i integracji zasilania pokładowego 12 i 24 V z zabezpieczeniem obwodu.</w:t>
+        <w:t>5) Podwykonawca będzie mieć doświadczenie w prowadzeniu okablowania odpornego na drgania i integracji zasilania pokładowego 12 i 24 V z zabezpieczeniem obwodu.</w:t>
       </w:r>
     </w:p>
     <w:p>
@@ -1265,7 +1265,7 @@
         <w:rPr>
           <w:b w:val="0"/>
         </w:rPr>
-        <w:t>6) Zdolność montażu jednego pojazdu w ciągu jednego dnia roboczego i wykonania prac na co najmniej 3 pojazdach w terminach z harmonogramu.</w:t>
+        <w:t>6) Podwykonawca będzie w stanie zamontować jeden pojazd w ciągu jednego dnia roboczego i wykonać prace na co najmniej 3 pojazdach w terminach z harmonogramu.</w:t>
       </w:r>
     </w:p>
     <w:p>
@@ -1276,7 +1276,7 @@
         <w:rPr>
           <w:b w:val="0"/>
         </w:rPr>
-        <w:t>Kadra B+R Lidera (IoT Specialist) odpowiada za projekt techniczny, konfigurację, kalibrację i odbiór. Po stronie podwykonawcy wymagana jest wyłącznie kadra montażowa o powyższych kompetencjach.</w:t>
+        <w:t>Kadra B+R Lidera (IoT Specialist) będzie odpowiadać za projekt techniczny, konfigurację, kalibrację i odbiór, a po stronie podwykonawcy wymagana jest wyłącznie kadra montażowa o powyższych kompetencjach.</w:t>
       </w:r>
     </w:p>
     <w:p>
@@ -1304,7 +1304,7 @@
           <w:color w:val="666666"/>
           <w:sz w:val="17"/>
         </w:rPr>
-        <w:t xml:space="preserve"> [310 znaków]</w:t>
+        <w:t xml:space="preserve"> [370 znaków]</w:t>
       </w:r>
     </w:p>
     <w:p>
@@ -1315,7 +1315,7 @@
         <w:rPr>
           <w:b w:val="0"/>
         </w:rPr>
-        <w:t>Wyposażenie warsztatowe do zabudowy na pojazdach ciężarowych: podnośnik lub kanał przeglądowy dla ciągników siodłowych i naczep, stanowisko do prac na wysokości, narzędzia montażowe i elektromonterskie, zaciskarki, mierniki napięcia, prądu i rezystancji, materiały montażowe i zabezpieczenia obwodów 12 i 24 V.</w:t>
+        <w:t>Podwykonawca będzie dysponować wyposażeniem warsztatowym do zabudowy na pojazdach ciężarowych: podnośnikiem lub kanałem przeglądowym dla ciągników siodłowych i naczep, stanowiskiem do prac na wysokości, narzędziami montażowymi i elektromonterskimi, zaciskarkami, miernikami napięcia, prądu i rezystancji oraz materiałami montażowymi i zabezpieczeniami obwodów 12 i 24 V.</w:t>
       </w:r>
     </w:p>
     <w:p>
@@ -1343,7 +1343,7 @@
           <w:color w:val="666666"/>
           <w:sz w:val="17"/>
         </w:rPr>
-        <w:t xml:space="preserve"> [324 znaków]</w:t>
+        <w:t xml:space="preserve"> [364 znaków]</w:t>
       </w:r>
     </w:p>
     <w:p>
@@ -1354,7 +1354,7 @@
         <w:rPr>
           <w:b w:val="0"/>
         </w:rPr>
-        <w:t>Warsztat lub stacja obsługi pojazdów ciężarowych z halą o wysokości i długości umożliwiającej pracę przy ciągniku siodłowym z naczepą, stanowiskiem montażowym dla co najmniej jednego pojazdu jednocześnie i dostępem do zasilania warsztatowego. Lokalizacja w Polsce, w odległości umożliwiającej dojazd pojazdów floty testowej.</w:t>
+        <w:t>Podwykonawca będzie dysponować warsztatem lub stacją obsługi pojazdów ciężarowych z halą o wysokości i długości umożliwiającej pracę przy ciągniku siodłowym z naczepą, ze stanowiskiem montażowym dla co najmniej jednego pojazdu jednocześnie i z dostępem do zasilania warsztatowego, w lokalizacji w Polsce, w odległości umożliwiającej dojazd pojazdów floty testowej.</w:t>
       </w:r>
     </w:p>
     <w:p>
